--- a/02_ChevilleNAO/ChevilleNAO_Sujet.docx
+++ b/02_ChevilleNAO/ChevilleNAO_Sujet.docx
@@ -1,6 +1,6 @@
 
 <file path=word/document.xml><?xml version="1.0" encoding="utf-8"?>
-<w:document xmlns:wpc="http://schemas.microsoft.com/office/word/2010/wordprocessingCanvas" xmlns:cx="http://schemas.microsoft.com/office/drawing/2014/chartex" xmlns:cx1="http://schemas.microsoft.com/office/drawing/2015/9/8/chartex" xmlns:cx2="http://schemas.microsoft.com/office/drawing/2015/10/21/chartex" xmlns:cx3="http://schemas.microsoft.com/office/drawing/2016/5/9/chartex" xmlns:cx4="http://schemas.microsoft.com/office/drawing/2016/5/10/chartex" xmlns:cx5="http://schemas.microsoft.com/office/drawing/2016/5/11/chartex" xmlns:cx6="http://schemas.microsoft.com/office/drawing/2016/5/12/chartex" xmlns:cx7="http://schemas.microsoft.com/office/drawing/2016/5/13/chartex" xmlns:cx8="http://schemas.microsoft.com/office/drawing/2016/5/14/chartex" xmlns:mc="http://schemas.openxmlformats.org/markup-compatibility/2006" xmlns:aink="http://schemas.microsoft.com/office/drawing/2016/ink" xmlns:am3d="http://schemas.microsoft.com/office/drawing/2017/model3d" xmlns:o="urn:schemas-microsoft-com:office:office" xmlns:r="http://schemas.openxmlformats.org/officeDocument/2006/relationships" xmlns:m="http://schemas.openxmlformats.org/officeDocument/2006/math" xmlns:v="urn:schemas-microsoft-com:vml" xmlns:wp14="http://schemas.microsoft.com/office/word/2010/wordprocessingDrawing" xmlns:wp="http://schemas.openxmlformats.org/drawingml/2006/wordprocessingDrawing" xmlns:w10="urn:schemas-microsoft-com:office:word" xmlns:w="http://schemas.openxmlformats.org/wordprocessingml/2006/main" xmlns:w14="http://schemas.microsoft.com/office/word/2010/wordml" xmlns:w15="http://schemas.microsoft.com/office/word/2012/wordml" xmlns:w16cex="http://schemas.microsoft.com/office/word/2018/wordml/cex" xmlns:w16cid="http://schemas.microsoft.com/office/word/2016/wordml/cid" xmlns:w16="http://schemas.microsoft.com/office/word/2018/wordml" xmlns:w16sdtdh="http://schemas.microsoft.com/office/word/2020/wordml/sdtdatahash" xmlns:w16se="http://schemas.microsoft.com/office/word/2015/wordml/symex" xmlns:wpg="http://schemas.microsoft.com/office/word/2010/wordprocessingGroup" xmlns:wpi="http://schemas.microsoft.com/office/word/2010/wordprocessingInk" xmlns:wne="http://schemas.microsoft.com/office/word/2006/wordml" xmlns:wps="http://schemas.microsoft.com/office/word/2010/wordprocessingShape" mc:Ignorable="w14 w15 w16se w16cid w16 w16cex w16sdtdh wp14">
+<w:document xmlns:wpc="http://schemas.microsoft.com/office/word/2010/wordprocessingCanvas" xmlns:cx="http://schemas.microsoft.com/office/drawing/2014/chartex" xmlns:cx1="http://schemas.microsoft.com/office/drawing/2015/9/8/chartex" xmlns:cx2="http://schemas.microsoft.com/office/drawing/2015/10/21/chartex" xmlns:cx3="http://schemas.microsoft.com/office/drawing/2016/5/9/chartex" xmlns:cx4="http://schemas.microsoft.com/office/drawing/2016/5/10/chartex" xmlns:cx5="http://schemas.microsoft.com/office/drawing/2016/5/11/chartex" xmlns:cx6="http://schemas.microsoft.com/office/drawing/2016/5/12/chartex" xmlns:cx7="http://schemas.microsoft.com/office/drawing/2016/5/13/chartex" xmlns:cx8="http://schemas.microsoft.com/office/drawing/2016/5/14/chartex" xmlns:mc="http://schemas.openxmlformats.org/markup-compatibility/2006" xmlns:aink="http://schemas.microsoft.com/office/drawing/2016/ink" xmlns:am3d="http://schemas.microsoft.com/office/drawing/2017/model3d" xmlns:o="urn:schemas-microsoft-com:office:office" xmlns:oel="http://schemas.microsoft.com/office/2019/extlst" xmlns:r="http://schemas.openxmlformats.org/officeDocument/2006/relationships" xmlns:m="http://schemas.openxmlformats.org/officeDocument/2006/math" xmlns:v="urn:schemas-microsoft-com:vml" xmlns:wp14="http://schemas.microsoft.com/office/word/2010/wordprocessingDrawing" xmlns:wp="http://schemas.openxmlformats.org/drawingml/2006/wordprocessingDrawing" xmlns:w10="urn:schemas-microsoft-com:office:word" xmlns:w="http://schemas.openxmlformats.org/wordprocessingml/2006/main" xmlns:w14="http://schemas.microsoft.com/office/word/2010/wordml" xmlns:w15="http://schemas.microsoft.com/office/word/2012/wordml" xmlns:w16cex="http://schemas.microsoft.com/office/word/2018/wordml/cex" xmlns:w16cid="http://schemas.microsoft.com/office/word/2016/wordml/cid" xmlns:w16="http://schemas.microsoft.com/office/word/2018/wordml" xmlns:w16du="http://schemas.microsoft.com/office/word/2023/wordml/word16du" xmlns:w16sdtdh="http://schemas.microsoft.com/office/word/2020/wordml/sdtdatahash" xmlns:w16sdtfl="http://schemas.microsoft.com/office/word/2024/wordml/sdtformatlock" xmlns:w16se="http://schemas.microsoft.com/office/word/2015/wordml/symex" xmlns:wpg="http://schemas.microsoft.com/office/word/2010/wordprocessingGroup" xmlns:wpi="http://schemas.microsoft.com/office/word/2010/wordprocessingInk" xmlns:wne="http://schemas.microsoft.com/office/word/2006/wordml" xmlns:wps="http://schemas.microsoft.com/office/word/2010/wordprocessingShape" mc:Ignorable="w14 w15 w16se w16cid w16 w16cex w16sdtdh w16sdtfl w16du wp14">
   <w:body>
     <w:p>
       <w:pPr>
@@ -468,39 +468,7 @@
           <w:rFonts w:cs="Arial"/>
           <w:szCs w:val="20"/>
         </w:rPr>
-        <w:t xml:space="preserve">Le robot NAO a été développé par la société </w:t>
-      </w:r>
-      <w:proofErr w:type="spellStart"/>
-      <w:r>
-        <w:rPr>
-          <w:rFonts w:cs="Arial"/>
-          <w:szCs w:val="20"/>
-        </w:rPr>
-        <w:t>Aldebaran</w:t>
-      </w:r>
-      <w:proofErr w:type="spellEnd"/>
-      <w:r>
-        <w:rPr>
-          <w:rFonts w:cs="Arial"/>
-          <w:szCs w:val="20"/>
-        </w:rPr>
-        <w:t xml:space="preserve"> afin de créer un prototype de robot humanoïde. L’objectif final de cette entreprise est de proposer aux clients des robots d’aide à la personne. Une autre finalité d’</w:t>
-      </w:r>
-      <w:proofErr w:type="spellStart"/>
-      <w:r>
-        <w:rPr>
-          <w:rFonts w:cs="Arial"/>
-          <w:szCs w:val="20"/>
-        </w:rPr>
-        <w:t>Aldebaran</w:t>
-      </w:r>
-      <w:proofErr w:type="spellEnd"/>
-      <w:r>
-        <w:rPr>
-          <w:rFonts w:cs="Arial"/>
-          <w:szCs w:val="20"/>
-        </w:rPr>
-        <w:t xml:space="preserve"> est de proposer aux enseignants et aux universitaires un support pour enseigner la robotique aux étudiants. </w:t>
+        <w:t xml:space="preserve">Le robot NAO a été développé par la société Aldebaran afin de créer un prototype de robot humanoïde. L’objectif final de cette entreprise est de proposer aux clients des robots d’aide à la personne. Une autre finalité d’Aldebaran est de proposer aux enseignants et aux universitaires un support pour enseigner la robotique aux étudiants. </w:t>
       </w:r>
     </w:p>
     <w:p>
@@ -835,7 +803,7 @@
                 <w:szCs w:val="20"/>
                 <w:lang w:eastAsia="fr-FR"/>
               </w:rPr>
-              <w:t xml:space="preserve"> – 1</w:t>
+              <w:t xml:space="preserve"> – </w:t>
             </w:r>
             <w:r>
               <w:rPr>
@@ -845,7 +813,7 @@
                 <w:szCs w:val="20"/>
                 <w:lang w:eastAsia="fr-FR"/>
               </w:rPr>
-              <w:t>5</w:t>
+              <w:t>30</w:t>
             </w:r>
             <w:r>
               <w:rPr>
@@ -1041,23 +1009,7 @@
                 <w:rFonts w:ascii="Calibri" w:eastAsia="Calibri" w:hAnsi="Calibri" w:cs="Times New Roman"/>
                 <w:lang w:eastAsia="fr-FR"/>
               </w:rPr>
-              <w:t xml:space="preserve">réglage du correcteur : </w:t>
-            </w:r>
-            <w:proofErr w:type="spellStart"/>
-            <w:r>
-              <w:rPr>
-                <w:rFonts w:ascii="Calibri" w:eastAsia="Calibri" w:hAnsi="Calibri" w:cs="Times New Roman"/>
-                <w:lang w:eastAsia="fr-FR"/>
-              </w:rPr>
-              <w:t>Kp</w:t>
-            </w:r>
-            <w:proofErr w:type="spellEnd"/>
-            <w:r>
-              <w:rPr>
-                <w:rFonts w:ascii="Calibri" w:eastAsia="Calibri" w:hAnsi="Calibri" w:cs="Times New Roman"/>
-                <w:lang w:eastAsia="fr-FR"/>
-              </w:rPr>
-              <w:t xml:space="preserve"> = 200, Ki = 0 ;</w:t>
+              <w:t>réglage du correcteur : Kp = 200, Ki = 0 ;</w:t>
             </w:r>
           </w:p>
           <w:p>
@@ -1197,7 +1149,23 @@
                 <w:szCs w:val="20"/>
                 <w:lang w:eastAsia="fr-FR"/>
               </w:rPr>
-              <w:t>Préparer une synthèse orale décrivant le fonctionnement de la cheville et de ses constituants. Vous pourrez vous appuyer sur la représentation de la chaine d’information et de la chaine d’énergie.</w:t>
+              <w:t xml:space="preserve">Préparer une synthèse orale décrivant le fonctionnement de la cheville et de ses constituants. Vous </w:t>
+            </w:r>
+            <w:r>
+              <w:rPr>
+                <w:rFonts w:cstheme="minorHAnsi"/>
+                <w:szCs w:val="20"/>
+                <w:lang w:eastAsia="fr-FR"/>
+              </w:rPr>
+              <w:t xml:space="preserve">vous appuierez </w:t>
+            </w:r>
+            <w:r>
+              <w:rPr>
+                <w:rFonts w:cstheme="minorHAnsi"/>
+                <w:szCs w:val="20"/>
+                <w:lang w:eastAsia="fr-FR"/>
+              </w:rPr>
+              <w:t>sur la représentation de la chaine d’information et de la chaine d’énergie.</w:t>
             </w:r>
           </w:p>
         </w:tc>
@@ -1292,7 +1260,27 @@
                 <w:szCs w:val="20"/>
                 <w:lang w:eastAsia="fr-FR"/>
               </w:rPr>
-              <w:t>alider les choix technologiques du constructeur – Durée estimée : 5 min</w:t>
+              <w:t xml:space="preserve">alider les choix technologiques du constructeur – Durée estimée : </w:t>
+            </w:r>
+            <w:r>
+              <w:rPr>
+                <w:rFonts w:ascii="Tw Cen MT" w:hAnsi="Tw Cen MT"/>
+                <w:b/>
+                <w:sz w:val="22"/>
+                <w:szCs w:val="20"/>
+                <w:lang w:eastAsia="fr-FR"/>
+              </w:rPr>
+              <w:t>10</w:t>
+            </w:r>
+            <w:r>
+              <w:rPr>
+                <w:rFonts w:ascii="Tw Cen MT" w:hAnsi="Tw Cen MT"/>
+                <w:b/>
+                <w:sz w:val="22"/>
+                <w:szCs w:val="20"/>
+                <w:lang w:eastAsia="fr-FR"/>
+              </w:rPr>
+              <w:t xml:space="preserve"> min</w:t>
             </w:r>
           </w:p>
         </w:tc>
@@ -1449,16 +1437,7 @@
                 <w:i/>
                 <w:lang w:eastAsia="fr-FR"/>
               </w:rPr>
-              <w:t>1</w:t>
-            </w:r>
-            <w:r>
-              <w:rPr>
-                <w:rFonts w:cstheme="minorHAnsi"/>
-                <w:b/>
-                <w:i/>
-                <w:lang w:eastAsia="fr-FR"/>
-              </w:rPr>
-              <w:t>5</w:t>
+              <w:t>20</w:t>
             </w:r>
             <w:r>
               <w:rPr>
@@ -1683,7 +1662,7 @@
                 <w:i/>
                 <w:szCs w:val="20"/>
               </w:rPr>
-              <w:t>15</w:t>
+              <w:t>20</w:t>
             </w:r>
             <w:r>
               <w:rPr>
@@ -1982,13 +1961,8 @@
               <w:jc w:val="center"/>
             </w:pPr>
             <w:r>
-              <w:t xml:space="preserve">Correcteur proportionnel </w:t>
-            </w:r>
-            <w:proofErr w:type="spellStart"/>
-            <w:r>
-              <w:t>Kp</w:t>
-            </w:r>
-            <w:proofErr w:type="spellEnd"/>
+              <w:t>Correcteur proportionnel Kp</w:t>
+            </w:r>
           </w:p>
         </w:tc>
         <w:tc>
@@ -2133,15 +2107,7 @@
           </w:p>
           <w:p>
             <w:r>
-              <w:t xml:space="preserve">Déterminer l’écart statique et le temps de réponse du système. Les exigences  1.2.4.1 et 1.2.4.2 sont-elles satisfaites ? Que dire de l’influence du gain </w:t>
-            </w:r>
-            <w:proofErr w:type="spellStart"/>
-            <w:r>
-              <w:t>Kp</w:t>
-            </w:r>
-            <w:proofErr w:type="spellEnd"/>
-            <w:r>
-              <w:t xml:space="preserve"> sur les performances du système ? </w:t>
+              <w:t xml:space="preserve">Déterminer l’écart statique et le temps de réponse du système. Les exigences  1.2.4.1 et 1.2.4.2 sont-elles satisfaites ? Que dire de l’influence du gain Kp sur les performances du système ? </w:t>
             </w:r>
           </w:p>
         </w:tc>
@@ -2165,21 +2131,7 @@
         <w:rPr>
           <w:szCs w:val="20"/>
         </w:rPr>
-        <w:t xml:space="preserve">Ouvrir le modèle « </w:t>
-      </w:r>
-      <w:proofErr w:type="spellStart"/>
-      <w:r>
-        <w:rPr>
-          <w:szCs w:val="20"/>
-        </w:rPr>
-        <w:t>ChevilleNAO_Complete.slx</w:t>
-      </w:r>
-      <w:proofErr w:type="spellEnd"/>
-      <w:r>
-        <w:rPr>
-          <w:szCs w:val="20"/>
-        </w:rPr>
-        <w:t xml:space="preserve"> ».</w:t>
+        <w:t>Ouvrir le modèle « ChevilleNAO_Complete.slx ».</w:t>
       </w:r>
     </w:p>
     <w:p>
@@ -2268,7 +2220,7 @@
       <w:tr>
         <w:tc>
           <w:tcPr>
-            <w:tcW w:w="10346" w:type="dxa"/>
+            <w:tcW w:w="10194" w:type="dxa"/>
             <w:shd w:val="clear" w:color="auto" w:fill="F2DBDB" w:themeFill="accent2" w:themeFillTint="33"/>
           </w:tcPr>
           <w:p>
@@ -2305,7 +2257,23 @@
                 <w:i/>
                 <w:szCs w:val="20"/>
               </w:rPr>
-              <w:t>– Durée : 20 minutes</w:t>
+              <w:t xml:space="preserve">– Durée : </w:t>
+            </w:r>
+            <w:r>
+              <w:rPr>
+                <w:b/>
+                <w:i/>
+                <w:szCs w:val="20"/>
+              </w:rPr>
+              <w:t>3</w:t>
+            </w:r>
+            <w:r>
+              <w:rPr>
+                <w:b/>
+                <w:i/>
+                <w:szCs w:val="20"/>
+              </w:rPr>
+              <w:t>0 minutes</w:t>
             </w:r>
           </w:p>
         </w:tc>
@@ -2358,6 +2326,67 @@
           <w:p>
             <w:r>
               <w:t>Le logiciel de mesure permet-il d’avoir accès au couple fourni par le moteur ? Quelle est l’unité physique du coefficient de frottement visqueux ? Proposer un protocole expérimental permettant d’étudier les effets du frottement visqueux ou du frottement sec. Comment pourrait-on prendre en compte le frottement dans le modèle ?</w:t>
+            </w:r>
+          </w:p>
+        </w:tc>
+      </w:tr>
+    </w:tbl>
+    <w:p>
+      <w:pPr>
+        <w:pStyle w:val="Paragraphedeliste"/>
+        <w:spacing w:line="240" w:lineRule="auto"/>
+        <w:ind w:left="0"/>
+        <w:rPr>
+          <w:szCs w:val="20"/>
+        </w:rPr>
+      </w:pPr>
+    </w:p>
+    <w:tbl>
+      <w:tblPr>
+        <w:tblStyle w:val="Grilledutableau"/>
+        <w:tblW w:w="0" w:type="auto"/>
+        <w:tblLook w:val="04A0" w:firstRow="1" w:lastRow="0" w:firstColumn="1" w:lastColumn="0" w:noHBand="0" w:noVBand="1"/>
+      </w:tblPr>
+      <w:tblGrid>
+        <w:gridCol w:w="10194"/>
+      </w:tblGrid>
+      <w:tr>
+        <w:tc>
+          <w:tcPr>
+            <w:tcW w:w="10346" w:type="dxa"/>
+            <w:shd w:val="clear" w:color="auto" w:fill="F2F2F2" w:themeFill="background1" w:themeFillShade="F2"/>
+          </w:tcPr>
+          <w:p>
+            <w:pPr>
+              <w:rPr>
+                <w:rFonts w:ascii="Tw Cen MT" w:hAnsi="Tw Cen MT"/>
+                <w:b/>
+                <w:sz w:val="22"/>
+                <w:lang w:eastAsia="fr-FR"/>
+              </w:rPr>
+            </w:pPr>
+            <w:r>
+              <w:rPr>
+                <w:rFonts w:ascii="Tw Cen MT" w:hAnsi="Tw Cen MT"/>
+                <w:b/>
+                <w:sz w:val="22"/>
+                <w:lang w:eastAsia="fr-FR"/>
+              </w:rPr>
+              <w:t xml:space="preserve">Activité </w:t>
+            </w:r>
+            <w:r>
+              <w:rPr>
+                <w:rFonts w:ascii="Tw Cen MT" w:hAnsi="Tw Cen MT"/>
+                <w:b/>
+                <w:sz w:val="22"/>
+                <w:lang w:eastAsia="fr-FR"/>
+              </w:rPr>
+              <w:t>8</w:t>
+            </w:r>
+          </w:p>
+          <w:p>
+            <w:r>
+              <w:t>Proposer puis mettre en œuvre un protocole expérimental permettant de déterminer le couple de frottement sec et/ou le couple de frottement visqueux.</w:t>
             </w:r>
           </w:p>
         </w:tc>
@@ -2410,7 +2439,6 @@
         </w:rPr>
         <w:t xml:space="preserve"> </w:t>
       </w:r>
-      <w:proofErr w:type="spellStart"/>
       <w:r>
         <w:rPr>
           <w:i/>
@@ -2418,26 +2446,17 @@
         </w:rPr>
         <w:t>mNm</w:t>
       </w:r>
-      <w:proofErr w:type="spellEnd"/>
       <w:r>
         <w:rPr>
           <w:szCs w:val="20"/>
         </w:rPr>
         <w:t xml:space="preserve"> (</w:t>
       </w:r>
-      <w:proofErr w:type="spellStart"/>
       <w:r>
         <w:rPr>
           <w:i/>
         </w:rPr>
-        <w:t>Breakaway</w:t>
-      </w:r>
-      <w:proofErr w:type="spellEnd"/>
-      <w:r>
-        <w:rPr>
-          <w:i/>
-        </w:rPr>
-        <w:t xml:space="preserve"> friction torque</w:t>
+        <w:t>Breakaway friction torque</w:t>
       </w:r>
       <w:r>
         <w:t xml:space="preserve">) et un couple de frottement en utilisant le modèle de Coulomb de </w:t>
@@ -2446,16 +2465,8 @@
         <w:rPr>
           <w:i/>
         </w:rPr>
-        <w:t xml:space="preserve">5 </w:t>
+        <w:t>5 mNm</w:t>
       </w:r>
-      <w:proofErr w:type="spellStart"/>
-      <w:r>
-        <w:rPr>
-          <w:i/>
-        </w:rPr>
-        <w:t>mNm</w:t>
-      </w:r>
-      <w:proofErr w:type="spellEnd"/>
       <w:r>
         <w:t xml:space="preserve"> (</w:t>
       </w:r>
@@ -2531,7 +2542,16 @@
                 <w:sz w:val="22"/>
                 <w:lang w:eastAsia="fr-FR"/>
               </w:rPr>
-              <w:t>Activité 8</w:t>
+              <w:t xml:space="preserve">Activité </w:t>
+            </w:r>
+            <w:r>
+              <w:rPr>
+                <w:rFonts w:ascii="Tw Cen MT" w:hAnsi="Tw Cen MT"/>
+                <w:b/>
+                <w:sz w:val="22"/>
+                <w:lang w:eastAsia="fr-FR"/>
+              </w:rPr>
+              <w:t>9</w:t>
             </w:r>
           </w:p>
           <w:p>
@@ -2622,7 +2642,23 @@
                 <w:i/>
                 <w:szCs w:val="20"/>
               </w:rPr>
-              <w:t>– Durée : 20 minutes</w:t>
+              <w:t xml:space="preserve">– Durée : </w:t>
+            </w:r>
+            <w:r>
+              <w:rPr>
+                <w:b/>
+                <w:i/>
+                <w:szCs w:val="20"/>
+              </w:rPr>
+              <w:t>15</w:t>
+            </w:r>
+            <w:r>
+              <w:rPr>
+                <w:b/>
+                <w:i/>
+                <w:szCs w:val="20"/>
+              </w:rPr>
+              <w:t xml:space="preserve"> minutes</w:t>
             </w:r>
           </w:p>
         </w:tc>
@@ -2669,7 +2705,16 @@
                 <w:sz w:val="22"/>
                 <w:lang w:eastAsia="fr-FR"/>
               </w:rPr>
-              <w:t>Activité 9</w:t>
+              <w:t xml:space="preserve">Activité </w:t>
+            </w:r>
+            <w:r>
+              <w:rPr>
+                <w:rFonts w:ascii="Tw Cen MT" w:hAnsi="Tw Cen MT"/>
+                <w:b/>
+                <w:sz w:val="22"/>
+                <w:lang w:eastAsia="fr-FR"/>
+              </w:rPr>
+              <w:t>10</w:t>
             </w:r>
           </w:p>
           <w:p>
@@ -3048,15 +3093,7 @@
         </w:numPr>
       </w:pPr>
       <w:r>
-        <w:t xml:space="preserve">Lancer le logiciel NAO </w:t>
-      </w:r>
-      <w:proofErr w:type="spellStart"/>
-      <w:r>
-        <w:t>Ankle</w:t>
-      </w:r>
-      <w:proofErr w:type="spellEnd"/>
-      <w:r>
-        <w:t xml:space="preserve"> kit disponible sur le bureau.</w:t>
+        <w:t>Lancer le logiciel NAO Ankle kit disponible sur le bureau.</w:t>
       </w:r>
     </w:p>
     <w:p>
@@ -3068,15 +3105,7 @@
         </w:numPr>
       </w:pPr>
       <w:r>
-        <w:t xml:space="preserve">Vérifier que le PI en position initiale est bien </w:t>
-      </w:r>
-      <w:proofErr w:type="gramStart"/>
-      <w:r>
-        <w:t>au valeur</w:t>
-      </w:r>
-      <w:proofErr w:type="gramEnd"/>
-      <w:r>
-        <w:t xml:space="preserve"> indiquée ci-dessous.</w:t>
+        <w:t>Vérifier que le PI en position initiale est bien au valeur indiquée ci-dessous.</w:t>
       </w:r>
     </w:p>
     <w:p>
@@ -4117,21 +4146,7 @@
               <w:rPr>
                 <w:szCs w:val="20"/>
               </w:rPr>
-              <w:t xml:space="preserve"> dans le champ </w:t>
-            </w:r>
-            <w:proofErr w:type="spellStart"/>
-            <w:r>
-              <w:rPr>
-                <w:szCs w:val="20"/>
-              </w:rPr>
-              <w:t>frequency</w:t>
-            </w:r>
-            <w:proofErr w:type="spellEnd"/>
-            <w:r>
-              <w:rPr>
-                <w:szCs w:val="20"/>
-              </w:rPr>
-              <w:t>.</w:t>
+              <w:t xml:space="preserve"> dans le champ frequency.</w:t>
             </w:r>
           </w:p>
         </w:tc>
@@ -4181,16 +4196,8 @@
               <w:rPr>
                 <w:szCs w:val="20"/>
               </w:rPr>
-              <w:t xml:space="preserve"> Sine </w:t>
-            </w:r>
-            <w:proofErr w:type="spellStart"/>
-            <w:r>
-              <w:rPr>
-                <w:szCs w:val="20"/>
-              </w:rPr>
-              <w:t>Wave</w:t>
-            </w:r>
-            <w:proofErr w:type="spellEnd"/>
+              <w:t xml:space="preserve"> Sine Wave</w:t>
+            </w:r>
           </w:p>
           <w:p>
             <w:pPr>
@@ -4548,21 +4555,12 @@
                 <w:szCs w:val="20"/>
               </w:rPr>
             </w:pPr>
-            <w:proofErr w:type="spellStart"/>
             <w:r>
               <w:rPr>
                 <w:i/>
                 <w:szCs w:val="20"/>
               </w:rPr>
-              <w:t>breakaway</w:t>
-            </w:r>
-            <w:proofErr w:type="spellEnd"/>
-            <w:r>
-              <w:rPr>
-                <w:i/>
-                <w:szCs w:val="20"/>
-              </w:rPr>
-              <w:t xml:space="preserve"> friction force</w:t>
+              <w:t>breakaway friction force</w:t>
             </w:r>
             <w:r>
               <w:rPr>
@@ -4610,21 +4608,12 @@
                 <w:szCs w:val="20"/>
               </w:rPr>
             </w:pPr>
-            <w:proofErr w:type="spellStart"/>
             <w:r>
               <w:rPr>
                 <w:i/>
                 <w:szCs w:val="20"/>
               </w:rPr>
-              <w:t>viscous</w:t>
-            </w:r>
-            <w:proofErr w:type="spellEnd"/>
-            <w:r>
-              <w:rPr>
-                <w:i/>
-                <w:szCs w:val="20"/>
-              </w:rPr>
-              <w:t xml:space="preserve"> friction coefficient</w:t>
+              <w:t>viscous friction coefficient</w:t>
             </w:r>
             <w:r>
               <w:rPr>
@@ -4651,7 +4640,7 @@
 </file>
 
 <file path=word/endnotes.xml><?xml version="1.0" encoding="utf-8"?>
-<w:endnotes xmlns:wpc="http://schemas.microsoft.com/office/word/2010/wordprocessingCanvas" xmlns:cx="http://schemas.microsoft.com/office/drawing/2014/chartex" xmlns:cx1="http://schemas.microsoft.com/office/drawing/2015/9/8/chartex" xmlns:cx2="http://schemas.microsoft.com/office/drawing/2015/10/21/chartex" xmlns:cx3="http://schemas.microsoft.com/office/drawing/2016/5/9/chartex" xmlns:cx4="http://schemas.microsoft.com/office/drawing/2016/5/10/chartex" xmlns:cx5="http://schemas.microsoft.com/office/drawing/2016/5/11/chartex" xmlns:cx6="http://schemas.microsoft.com/office/drawing/2016/5/12/chartex" xmlns:cx7="http://schemas.microsoft.com/office/drawing/2016/5/13/chartex" xmlns:cx8="http://schemas.microsoft.com/office/drawing/2016/5/14/chartex" xmlns:mc="http://schemas.openxmlformats.org/markup-compatibility/2006" xmlns:aink="http://schemas.microsoft.com/office/drawing/2016/ink" xmlns:am3d="http://schemas.microsoft.com/office/drawing/2017/model3d" xmlns:o="urn:schemas-microsoft-com:office:office" xmlns:r="http://schemas.openxmlformats.org/officeDocument/2006/relationships" xmlns:m="http://schemas.openxmlformats.org/officeDocument/2006/math" xmlns:v="urn:schemas-microsoft-com:vml" xmlns:wp14="http://schemas.microsoft.com/office/word/2010/wordprocessingDrawing" xmlns:wp="http://schemas.openxmlformats.org/drawingml/2006/wordprocessingDrawing" xmlns:w10="urn:schemas-microsoft-com:office:word" xmlns:w="http://schemas.openxmlformats.org/wordprocessingml/2006/main" xmlns:w14="http://schemas.microsoft.com/office/word/2010/wordml" xmlns:w15="http://schemas.microsoft.com/office/word/2012/wordml" xmlns:w16cex="http://schemas.microsoft.com/office/word/2018/wordml/cex" xmlns:w16cid="http://schemas.microsoft.com/office/word/2016/wordml/cid" xmlns:w16="http://schemas.microsoft.com/office/word/2018/wordml" xmlns:w16sdtdh="http://schemas.microsoft.com/office/word/2020/wordml/sdtdatahash" xmlns:w16se="http://schemas.microsoft.com/office/word/2015/wordml/symex" xmlns:wpg="http://schemas.microsoft.com/office/word/2010/wordprocessingGroup" xmlns:wpi="http://schemas.microsoft.com/office/word/2010/wordprocessingInk" xmlns:wne="http://schemas.microsoft.com/office/word/2006/wordml" xmlns:wps="http://schemas.microsoft.com/office/word/2010/wordprocessingShape" mc:Ignorable="w14 w15 w16se w16cid w16 w16cex w16sdtdh wp14">
+<w:endnotes xmlns:wpc="http://schemas.microsoft.com/office/word/2010/wordprocessingCanvas" xmlns:cx="http://schemas.microsoft.com/office/drawing/2014/chartex" xmlns:cx1="http://schemas.microsoft.com/office/drawing/2015/9/8/chartex" xmlns:cx2="http://schemas.microsoft.com/office/drawing/2015/10/21/chartex" xmlns:cx3="http://schemas.microsoft.com/office/drawing/2016/5/9/chartex" xmlns:cx4="http://schemas.microsoft.com/office/drawing/2016/5/10/chartex" xmlns:cx5="http://schemas.microsoft.com/office/drawing/2016/5/11/chartex" xmlns:cx6="http://schemas.microsoft.com/office/drawing/2016/5/12/chartex" xmlns:cx7="http://schemas.microsoft.com/office/drawing/2016/5/13/chartex" xmlns:cx8="http://schemas.microsoft.com/office/drawing/2016/5/14/chartex" xmlns:mc="http://schemas.openxmlformats.org/markup-compatibility/2006" xmlns:aink="http://schemas.microsoft.com/office/drawing/2016/ink" xmlns:am3d="http://schemas.microsoft.com/office/drawing/2017/model3d" xmlns:o="urn:schemas-microsoft-com:office:office" xmlns:oel="http://schemas.microsoft.com/office/2019/extlst" xmlns:r="http://schemas.openxmlformats.org/officeDocument/2006/relationships" xmlns:m="http://schemas.openxmlformats.org/officeDocument/2006/math" xmlns:v="urn:schemas-microsoft-com:vml" xmlns:wp14="http://schemas.microsoft.com/office/word/2010/wordprocessingDrawing" xmlns:wp="http://schemas.openxmlformats.org/drawingml/2006/wordprocessingDrawing" xmlns:w10="urn:schemas-microsoft-com:office:word" xmlns:w="http://schemas.openxmlformats.org/wordprocessingml/2006/main" xmlns:w14="http://schemas.microsoft.com/office/word/2010/wordml" xmlns:w15="http://schemas.microsoft.com/office/word/2012/wordml" xmlns:w16cex="http://schemas.microsoft.com/office/word/2018/wordml/cex" xmlns:w16cid="http://schemas.microsoft.com/office/word/2016/wordml/cid" xmlns:w16="http://schemas.microsoft.com/office/word/2018/wordml" xmlns:w16du="http://schemas.microsoft.com/office/word/2023/wordml/word16du" xmlns:w16sdtdh="http://schemas.microsoft.com/office/word/2020/wordml/sdtdatahash" xmlns:w16sdtfl="http://schemas.microsoft.com/office/word/2024/wordml/sdtformatlock" xmlns:w16se="http://schemas.microsoft.com/office/word/2015/wordml/symex" xmlns:wpg="http://schemas.microsoft.com/office/word/2010/wordprocessingGroup" xmlns:wpi="http://schemas.microsoft.com/office/word/2010/wordprocessingInk" xmlns:wne="http://schemas.microsoft.com/office/word/2006/wordml" xmlns:wps="http://schemas.microsoft.com/office/word/2010/wordprocessingShape" mc:Ignorable="w14 w15 w16se w16cid w16 w16cex w16sdtdh w16sdtfl w16du wp14">
   <w:endnote w:type="separator" w:id="-1">
     <w:p>
       <w:pPr>
@@ -4676,7 +4665,7 @@
 </file>
 
 <file path=word/footer1.xml><?xml version="1.0" encoding="utf-8"?>
-<w:ftr xmlns:wpc="http://schemas.microsoft.com/office/word/2010/wordprocessingCanvas" xmlns:cx="http://schemas.microsoft.com/office/drawing/2014/chartex" xmlns:cx1="http://schemas.microsoft.com/office/drawing/2015/9/8/chartex" xmlns:cx2="http://schemas.microsoft.com/office/drawing/2015/10/21/chartex" xmlns:cx3="http://schemas.microsoft.com/office/drawing/2016/5/9/chartex" xmlns:cx4="http://schemas.microsoft.com/office/drawing/2016/5/10/chartex" xmlns:cx5="http://schemas.microsoft.com/office/drawing/2016/5/11/chartex" xmlns:cx6="http://schemas.microsoft.com/office/drawing/2016/5/12/chartex" xmlns:cx7="http://schemas.microsoft.com/office/drawing/2016/5/13/chartex" xmlns:cx8="http://schemas.microsoft.com/office/drawing/2016/5/14/chartex" xmlns:mc="http://schemas.openxmlformats.org/markup-compatibility/2006" xmlns:aink="http://schemas.microsoft.com/office/drawing/2016/ink" xmlns:am3d="http://schemas.microsoft.com/office/drawing/2017/model3d" xmlns:o="urn:schemas-microsoft-com:office:office" xmlns:r="http://schemas.openxmlformats.org/officeDocument/2006/relationships" xmlns:m="http://schemas.openxmlformats.org/officeDocument/2006/math" xmlns:v="urn:schemas-microsoft-com:vml" xmlns:wp14="http://schemas.microsoft.com/office/word/2010/wordprocessingDrawing" xmlns:wp="http://schemas.openxmlformats.org/drawingml/2006/wordprocessingDrawing" xmlns:w10="urn:schemas-microsoft-com:office:word" xmlns:w="http://schemas.openxmlformats.org/wordprocessingml/2006/main" xmlns:w14="http://schemas.microsoft.com/office/word/2010/wordml" xmlns:w15="http://schemas.microsoft.com/office/word/2012/wordml" xmlns:w16cex="http://schemas.microsoft.com/office/word/2018/wordml/cex" xmlns:w16cid="http://schemas.microsoft.com/office/word/2016/wordml/cid" xmlns:w16="http://schemas.microsoft.com/office/word/2018/wordml" xmlns:w16sdtdh="http://schemas.microsoft.com/office/word/2020/wordml/sdtdatahash" xmlns:w16se="http://schemas.microsoft.com/office/word/2015/wordml/symex" xmlns:wpg="http://schemas.microsoft.com/office/word/2010/wordprocessingGroup" xmlns:wpi="http://schemas.microsoft.com/office/word/2010/wordprocessingInk" xmlns:wne="http://schemas.microsoft.com/office/word/2006/wordml" xmlns:wps="http://schemas.microsoft.com/office/word/2010/wordprocessingShape" mc:Ignorable="w14 w15 w16se w16cid w16 w16cex w16sdtdh wp14">
+<w:ftr xmlns:wpc="http://schemas.microsoft.com/office/word/2010/wordprocessingCanvas" xmlns:cx="http://schemas.microsoft.com/office/drawing/2014/chartex" xmlns:cx1="http://schemas.microsoft.com/office/drawing/2015/9/8/chartex" xmlns:cx2="http://schemas.microsoft.com/office/drawing/2015/10/21/chartex" xmlns:cx3="http://schemas.microsoft.com/office/drawing/2016/5/9/chartex" xmlns:cx4="http://schemas.microsoft.com/office/drawing/2016/5/10/chartex" xmlns:cx5="http://schemas.microsoft.com/office/drawing/2016/5/11/chartex" xmlns:cx6="http://schemas.microsoft.com/office/drawing/2016/5/12/chartex" xmlns:cx7="http://schemas.microsoft.com/office/drawing/2016/5/13/chartex" xmlns:cx8="http://schemas.microsoft.com/office/drawing/2016/5/14/chartex" xmlns:mc="http://schemas.openxmlformats.org/markup-compatibility/2006" xmlns:aink="http://schemas.microsoft.com/office/drawing/2016/ink" xmlns:am3d="http://schemas.microsoft.com/office/drawing/2017/model3d" xmlns:o="urn:schemas-microsoft-com:office:office" xmlns:oel="http://schemas.microsoft.com/office/2019/extlst" xmlns:r="http://schemas.openxmlformats.org/officeDocument/2006/relationships" xmlns:m="http://schemas.openxmlformats.org/officeDocument/2006/math" xmlns:v="urn:schemas-microsoft-com:vml" xmlns:wp14="http://schemas.microsoft.com/office/word/2010/wordprocessingDrawing" xmlns:wp="http://schemas.openxmlformats.org/drawingml/2006/wordprocessingDrawing" xmlns:w10="urn:schemas-microsoft-com:office:word" xmlns:w="http://schemas.openxmlformats.org/wordprocessingml/2006/main" xmlns:w14="http://schemas.microsoft.com/office/word/2010/wordml" xmlns:w15="http://schemas.microsoft.com/office/word/2012/wordml" xmlns:w16cex="http://schemas.microsoft.com/office/word/2018/wordml/cex" xmlns:w16cid="http://schemas.microsoft.com/office/word/2016/wordml/cid" xmlns:w16="http://schemas.microsoft.com/office/word/2018/wordml" xmlns:w16du="http://schemas.microsoft.com/office/word/2023/wordml/word16du" xmlns:w16sdtdh="http://schemas.microsoft.com/office/word/2020/wordml/sdtdatahash" xmlns:w16sdtfl="http://schemas.microsoft.com/office/word/2024/wordml/sdtformatlock" xmlns:w16se="http://schemas.microsoft.com/office/word/2015/wordml/symex" xmlns:wpg="http://schemas.microsoft.com/office/word/2010/wordprocessingGroup" xmlns:wpi="http://schemas.microsoft.com/office/word/2010/wordprocessingInk" xmlns:wne="http://schemas.microsoft.com/office/word/2006/wordml" xmlns:wps="http://schemas.microsoft.com/office/word/2010/wordprocessingShape" mc:Ignorable="w14 w15 w16se w16cid w16 w16cex w16sdtdh w16sdtfl w16du wp14">
   <w:tbl>
     <w:tblPr>
       <w:tblStyle w:val="Grilledutableau"/>
@@ -4844,7 +4833,7 @@
 </file>
 
 <file path=word/footer2.xml><?xml version="1.0" encoding="utf-8"?>
-<w:ftr xmlns:wpc="http://schemas.microsoft.com/office/word/2010/wordprocessingCanvas" xmlns:cx="http://schemas.microsoft.com/office/drawing/2014/chartex" xmlns:cx1="http://schemas.microsoft.com/office/drawing/2015/9/8/chartex" xmlns:cx2="http://schemas.microsoft.com/office/drawing/2015/10/21/chartex" xmlns:cx3="http://schemas.microsoft.com/office/drawing/2016/5/9/chartex" xmlns:cx4="http://schemas.microsoft.com/office/drawing/2016/5/10/chartex" xmlns:cx5="http://schemas.microsoft.com/office/drawing/2016/5/11/chartex" xmlns:cx6="http://schemas.microsoft.com/office/drawing/2016/5/12/chartex" xmlns:cx7="http://schemas.microsoft.com/office/drawing/2016/5/13/chartex" xmlns:cx8="http://schemas.microsoft.com/office/drawing/2016/5/14/chartex" xmlns:mc="http://schemas.openxmlformats.org/markup-compatibility/2006" xmlns:aink="http://schemas.microsoft.com/office/drawing/2016/ink" xmlns:am3d="http://schemas.microsoft.com/office/drawing/2017/model3d" xmlns:o="urn:schemas-microsoft-com:office:office" xmlns:r="http://schemas.openxmlformats.org/officeDocument/2006/relationships" xmlns:m="http://schemas.openxmlformats.org/officeDocument/2006/math" xmlns:v="urn:schemas-microsoft-com:vml" xmlns:wp14="http://schemas.microsoft.com/office/word/2010/wordprocessingDrawing" xmlns:wp="http://schemas.openxmlformats.org/drawingml/2006/wordprocessingDrawing" xmlns:w10="urn:schemas-microsoft-com:office:word" xmlns:w="http://schemas.openxmlformats.org/wordprocessingml/2006/main" xmlns:w14="http://schemas.microsoft.com/office/word/2010/wordml" xmlns:w15="http://schemas.microsoft.com/office/word/2012/wordml" xmlns:w16cex="http://schemas.microsoft.com/office/word/2018/wordml/cex" xmlns:w16cid="http://schemas.microsoft.com/office/word/2016/wordml/cid" xmlns:w16="http://schemas.microsoft.com/office/word/2018/wordml" xmlns:w16sdtdh="http://schemas.microsoft.com/office/word/2020/wordml/sdtdatahash" xmlns:w16se="http://schemas.microsoft.com/office/word/2015/wordml/symex" xmlns:wpg="http://schemas.microsoft.com/office/word/2010/wordprocessingGroup" xmlns:wpi="http://schemas.microsoft.com/office/word/2010/wordprocessingInk" xmlns:wne="http://schemas.microsoft.com/office/word/2006/wordml" xmlns:wps="http://schemas.microsoft.com/office/word/2010/wordprocessingShape" mc:Ignorable="w14 w15 w16se w16cid w16 w16cex w16sdtdh wp14">
+<w:ftr xmlns:wpc="http://schemas.microsoft.com/office/word/2010/wordprocessingCanvas" xmlns:cx="http://schemas.microsoft.com/office/drawing/2014/chartex" xmlns:cx1="http://schemas.microsoft.com/office/drawing/2015/9/8/chartex" xmlns:cx2="http://schemas.microsoft.com/office/drawing/2015/10/21/chartex" xmlns:cx3="http://schemas.microsoft.com/office/drawing/2016/5/9/chartex" xmlns:cx4="http://schemas.microsoft.com/office/drawing/2016/5/10/chartex" xmlns:cx5="http://schemas.microsoft.com/office/drawing/2016/5/11/chartex" xmlns:cx6="http://schemas.microsoft.com/office/drawing/2016/5/12/chartex" xmlns:cx7="http://schemas.microsoft.com/office/drawing/2016/5/13/chartex" xmlns:cx8="http://schemas.microsoft.com/office/drawing/2016/5/14/chartex" xmlns:mc="http://schemas.openxmlformats.org/markup-compatibility/2006" xmlns:aink="http://schemas.microsoft.com/office/drawing/2016/ink" xmlns:am3d="http://schemas.microsoft.com/office/drawing/2017/model3d" xmlns:o="urn:schemas-microsoft-com:office:office" xmlns:oel="http://schemas.microsoft.com/office/2019/extlst" xmlns:r="http://schemas.openxmlformats.org/officeDocument/2006/relationships" xmlns:m="http://schemas.openxmlformats.org/officeDocument/2006/math" xmlns:v="urn:schemas-microsoft-com:vml" xmlns:wp14="http://schemas.microsoft.com/office/word/2010/wordprocessingDrawing" xmlns:wp="http://schemas.openxmlformats.org/drawingml/2006/wordprocessingDrawing" xmlns:w10="urn:schemas-microsoft-com:office:word" xmlns:w="http://schemas.openxmlformats.org/wordprocessingml/2006/main" xmlns:w14="http://schemas.microsoft.com/office/word/2010/wordml" xmlns:w15="http://schemas.microsoft.com/office/word/2012/wordml" xmlns:w16cex="http://schemas.microsoft.com/office/word/2018/wordml/cex" xmlns:w16cid="http://schemas.microsoft.com/office/word/2016/wordml/cid" xmlns:w16="http://schemas.microsoft.com/office/word/2018/wordml" xmlns:w16du="http://schemas.microsoft.com/office/word/2023/wordml/word16du" xmlns:w16sdtdh="http://schemas.microsoft.com/office/word/2020/wordml/sdtdatahash" xmlns:w16sdtfl="http://schemas.microsoft.com/office/word/2024/wordml/sdtformatlock" xmlns:w16se="http://schemas.microsoft.com/office/word/2015/wordml/symex" xmlns:wpg="http://schemas.microsoft.com/office/word/2010/wordprocessingGroup" xmlns:wpi="http://schemas.microsoft.com/office/word/2010/wordprocessingInk" xmlns:wne="http://schemas.microsoft.com/office/word/2006/wordml" xmlns:wps="http://schemas.microsoft.com/office/word/2010/wordprocessingShape" mc:Ignorable="w14 w15 w16se w16cid w16 w16cex w16sdtdh w16sdtfl w16du wp14">
   <w:tbl>
     <w:tblPr>
       <w:tblStyle w:val="Grilledutableau"/>
@@ -5020,7 +5009,7 @@
 </file>
 
 <file path=word/footnotes.xml><?xml version="1.0" encoding="utf-8"?>
-<w:footnotes xmlns:wpc="http://schemas.microsoft.com/office/word/2010/wordprocessingCanvas" xmlns:cx="http://schemas.microsoft.com/office/drawing/2014/chartex" xmlns:cx1="http://schemas.microsoft.com/office/drawing/2015/9/8/chartex" xmlns:cx2="http://schemas.microsoft.com/office/drawing/2015/10/21/chartex" xmlns:cx3="http://schemas.microsoft.com/office/drawing/2016/5/9/chartex" xmlns:cx4="http://schemas.microsoft.com/office/drawing/2016/5/10/chartex" xmlns:cx5="http://schemas.microsoft.com/office/drawing/2016/5/11/chartex" xmlns:cx6="http://schemas.microsoft.com/office/drawing/2016/5/12/chartex" xmlns:cx7="http://schemas.microsoft.com/office/drawing/2016/5/13/chartex" xmlns:cx8="http://schemas.microsoft.com/office/drawing/2016/5/14/chartex" xmlns:mc="http://schemas.openxmlformats.org/markup-compatibility/2006" xmlns:aink="http://schemas.microsoft.com/office/drawing/2016/ink" xmlns:am3d="http://schemas.microsoft.com/office/drawing/2017/model3d" xmlns:o="urn:schemas-microsoft-com:office:office" xmlns:r="http://schemas.openxmlformats.org/officeDocument/2006/relationships" xmlns:m="http://schemas.openxmlformats.org/officeDocument/2006/math" xmlns:v="urn:schemas-microsoft-com:vml" xmlns:wp14="http://schemas.microsoft.com/office/word/2010/wordprocessingDrawing" xmlns:wp="http://schemas.openxmlformats.org/drawingml/2006/wordprocessingDrawing" xmlns:w10="urn:schemas-microsoft-com:office:word" xmlns:w="http://schemas.openxmlformats.org/wordprocessingml/2006/main" xmlns:w14="http://schemas.microsoft.com/office/word/2010/wordml" xmlns:w15="http://schemas.microsoft.com/office/word/2012/wordml" xmlns:w16cex="http://schemas.microsoft.com/office/word/2018/wordml/cex" xmlns:w16cid="http://schemas.microsoft.com/office/word/2016/wordml/cid" xmlns:w16="http://schemas.microsoft.com/office/word/2018/wordml" xmlns:w16sdtdh="http://schemas.microsoft.com/office/word/2020/wordml/sdtdatahash" xmlns:w16se="http://schemas.microsoft.com/office/word/2015/wordml/symex" xmlns:wpg="http://schemas.microsoft.com/office/word/2010/wordprocessingGroup" xmlns:wpi="http://schemas.microsoft.com/office/word/2010/wordprocessingInk" xmlns:wne="http://schemas.microsoft.com/office/word/2006/wordml" xmlns:wps="http://schemas.microsoft.com/office/word/2010/wordprocessingShape" mc:Ignorable="w14 w15 w16se w16cid w16 w16cex w16sdtdh wp14">
+<w:footnotes xmlns:wpc="http://schemas.microsoft.com/office/word/2010/wordprocessingCanvas" xmlns:cx="http://schemas.microsoft.com/office/drawing/2014/chartex" xmlns:cx1="http://schemas.microsoft.com/office/drawing/2015/9/8/chartex" xmlns:cx2="http://schemas.microsoft.com/office/drawing/2015/10/21/chartex" xmlns:cx3="http://schemas.microsoft.com/office/drawing/2016/5/9/chartex" xmlns:cx4="http://schemas.microsoft.com/office/drawing/2016/5/10/chartex" xmlns:cx5="http://schemas.microsoft.com/office/drawing/2016/5/11/chartex" xmlns:cx6="http://schemas.microsoft.com/office/drawing/2016/5/12/chartex" xmlns:cx7="http://schemas.microsoft.com/office/drawing/2016/5/13/chartex" xmlns:cx8="http://schemas.microsoft.com/office/drawing/2016/5/14/chartex" xmlns:mc="http://schemas.openxmlformats.org/markup-compatibility/2006" xmlns:aink="http://schemas.microsoft.com/office/drawing/2016/ink" xmlns:am3d="http://schemas.microsoft.com/office/drawing/2017/model3d" xmlns:o="urn:schemas-microsoft-com:office:office" xmlns:oel="http://schemas.microsoft.com/office/2019/extlst" xmlns:r="http://schemas.openxmlformats.org/officeDocument/2006/relationships" xmlns:m="http://schemas.openxmlformats.org/officeDocument/2006/math" xmlns:v="urn:schemas-microsoft-com:vml" xmlns:wp14="http://schemas.microsoft.com/office/word/2010/wordprocessingDrawing" xmlns:wp="http://schemas.openxmlformats.org/drawingml/2006/wordprocessingDrawing" xmlns:w10="urn:schemas-microsoft-com:office:word" xmlns:w="http://schemas.openxmlformats.org/wordprocessingml/2006/main" xmlns:w14="http://schemas.microsoft.com/office/word/2010/wordml" xmlns:w15="http://schemas.microsoft.com/office/word/2012/wordml" xmlns:w16cex="http://schemas.microsoft.com/office/word/2018/wordml/cex" xmlns:w16cid="http://schemas.microsoft.com/office/word/2016/wordml/cid" xmlns:w16="http://schemas.microsoft.com/office/word/2018/wordml" xmlns:w16du="http://schemas.microsoft.com/office/word/2023/wordml/word16du" xmlns:w16sdtdh="http://schemas.microsoft.com/office/word/2020/wordml/sdtdatahash" xmlns:w16sdtfl="http://schemas.microsoft.com/office/word/2024/wordml/sdtformatlock" xmlns:w16se="http://schemas.microsoft.com/office/word/2015/wordml/symex" xmlns:wpg="http://schemas.microsoft.com/office/word/2010/wordprocessingGroup" xmlns:wpi="http://schemas.microsoft.com/office/word/2010/wordprocessingInk" xmlns:wne="http://schemas.microsoft.com/office/word/2006/wordml" xmlns:wps="http://schemas.microsoft.com/office/word/2010/wordprocessingShape" mc:Ignorable="w14 w15 w16se w16cid w16 w16cex w16sdtdh w16sdtfl w16du wp14">
   <w:footnote w:type="separator" w:id="-1">
     <w:p>
       <w:pPr>
@@ -5045,7 +5034,7 @@
 </file>
 
 <file path=word/header1.xml><?xml version="1.0" encoding="utf-8"?>
-<w:hdr xmlns:wpc="http://schemas.microsoft.com/office/word/2010/wordprocessingCanvas" xmlns:cx="http://schemas.microsoft.com/office/drawing/2014/chartex" xmlns:cx1="http://schemas.microsoft.com/office/drawing/2015/9/8/chartex" xmlns:cx2="http://schemas.microsoft.com/office/drawing/2015/10/21/chartex" xmlns:cx3="http://schemas.microsoft.com/office/drawing/2016/5/9/chartex" xmlns:cx4="http://schemas.microsoft.com/office/drawing/2016/5/10/chartex" xmlns:cx5="http://schemas.microsoft.com/office/drawing/2016/5/11/chartex" xmlns:cx6="http://schemas.microsoft.com/office/drawing/2016/5/12/chartex" xmlns:cx7="http://schemas.microsoft.com/office/drawing/2016/5/13/chartex" xmlns:cx8="http://schemas.microsoft.com/office/drawing/2016/5/14/chartex" xmlns:mc="http://schemas.openxmlformats.org/markup-compatibility/2006" xmlns:aink="http://schemas.microsoft.com/office/drawing/2016/ink" xmlns:am3d="http://schemas.microsoft.com/office/drawing/2017/model3d" xmlns:o="urn:schemas-microsoft-com:office:office" xmlns:r="http://schemas.openxmlformats.org/officeDocument/2006/relationships" xmlns:m="http://schemas.openxmlformats.org/officeDocument/2006/math" xmlns:v="urn:schemas-microsoft-com:vml" xmlns:wp14="http://schemas.microsoft.com/office/word/2010/wordprocessingDrawing" xmlns:wp="http://schemas.openxmlformats.org/drawingml/2006/wordprocessingDrawing" xmlns:w10="urn:schemas-microsoft-com:office:word" xmlns:w="http://schemas.openxmlformats.org/wordprocessingml/2006/main" xmlns:w14="http://schemas.microsoft.com/office/word/2010/wordml" xmlns:w15="http://schemas.microsoft.com/office/word/2012/wordml" xmlns:w16cex="http://schemas.microsoft.com/office/word/2018/wordml/cex" xmlns:w16cid="http://schemas.microsoft.com/office/word/2016/wordml/cid" xmlns:w16="http://schemas.microsoft.com/office/word/2018/wordml" xmlns:w16sdtdh="http://schemas.microsoft.com/office/word/2020/wordml/sdtdatahash" xmlns:w16se="http://schemas.microsoft.com/office/word/2015/wordml/symex" xmlns:wpg="http://schemas.microsoft.com/office/word/2010/wordprocessingGroup" xmlns:wpi="http://schemas.microsoft.com/office/word/2010/wordprocessingInk" xmlns:wne="http://schemas.microsoft.com/office/word/2006/wordml" xmlns:wps="http://schemas.microsoft.com/office/word/2010/wordprocessingShape" mc:Ignorable="w14 w15 w16se w16cid w16 w16cex w16sdtdh wp14">
+<w:hdr xmlns:wpc="http://schemas.microsoft.com/office/word/2010/wordprocessingCanvas" xmlns:cx="http://schemas.microsoft.com/office/drawing/2014/chartex" xmlns:cx1="http://schemas.microsoft.com/office/drawing/2015/9/8/chartex" xmlns:cx2="http://schemas.microsoft.com/office/drawing/2015/10/21/chartex" xmlns:cx3="http://schemas.microsoft.com/office/drawing/2016/5/9/chartex" xmlns:cx4="http://schemas.microsoft.com/office/drawing/2016/5/10/chartex" xmlns:cx5="http://schemas.microsoft.com/office/drawing/2016/5/11/chartex" xmlns:cx6="http://schemas.microsoft.com/office/drawing/2016/5/12/chartex" xmlns:cx7="http://schemas.microsoft.com/office/drawing/2016/5/13/chartex" xmlns:cx8="http://schemas.microsoft.com/office/drawing/2016/5/14/chartex" xmlns:mc="http://schemas.openxmlformats.org/markup-compatibility/2006" xmlns:aink="http://schemas.microsoft.com/office/drawing/2016/ink" xmlns:am3d="http://schemas.microsoft.com/office/drawing/2017/model3d" xmlns:o="urn:schemas-microsoft-com:office:office" xmlns:oel="http://schemas.microsoft.com/office/2019/extlst" xmlns:r="http://schemas.openxmlformats.org/officeDocument/2006/relationships" xmlns:m="http://schemas.openxmlformats.org/officeDocument/2006/math" xmlns:v="urn:schemas-microsoft-com:vml" xmlns:wp14="http://schemas.microsoft.com/office/word/2010/wordprocessingDrawing" xmlns:wp="http://schemas.openxmlformats.org/drawingml/2006/wordprocessingDrawing" xmlns:w10="urn:schemas-microsoft-com:office:word" xmlns:w="http://schemas.openxmlformats.org/wordprocessingml/2006/main" xmlns:w14="http://schemas.microsoft.com/office/word/2010/wordml" xmlns:w15="http://schemas.microsoft.com/office/word/2012/wordml" xmlns:w16cex="http://schemas.microsoft.com/office/word/2018/wordml/cex" xmlns:w16cid="http://schemas.microsoft.com/office/word/2016/wordml/cid" xmlns:w16="http://schemas.microsoft.com/office/word/2018/wordml" xmlns:w16du="http://schemas.microsoft.com/office/word/2023/wordml/word16du" xmlns:w16sdtdh="http://schemas.microsoft.com/office/word/2020/wordml/sdtdatahash" xmlns:w16sdtfl="http://schemas.microsoft.com/office/word/2024/wordml/sdtformatlock" xmlns:w16se="http://schemas.microsoft.com/office/word/2015/wordml/symex" xmlns:wpg="http://schemas.microsoft.com/office/word/2010/wordprocessingGroup" xmlns:wpi="http://schemas.microsoft.com/office/word/2010/wordprocessingInk" xmlns:wne="http://schemas.microsoft.com/office/word/2006/wordml" xmlns:wps="http://schemas.microsoft.com/office/word/2010/wordprocessingShape" mc:Ignorable="w14 w15 w16se w16cid w16 w16cex w16sdtdh w16sdtfl w16du wp14">
   <w:tbl>
     <w:tblPr>
       <w:tblStyle w:val="Grilledutableau"/>
@@ -5197,7 +5186,7 @@
 </file>
 
 <file path=word/header2.xml><?xml version="1.0" encoding="utf-8"?>
-<w:hdr xmlns:wpc="http://schemas.microsoft.com/office/word/2010/wordprocessingCanvas" xmlns:cx="http://schemas.microsoft.com/office/drawing/2014/chartex" xmlns:cx1="http://schemas.microsoft.com/office/drawing/2015/9/8/chartex" xmlns:cx2="http://schemas.microsoft.com/office/drawing/2015/10/21/chartex" xmlns:cx3="http://schemas.microsoft.com/office/drawing/2016/5/9/chartex" xmlns:cx4="http://schemas.microsoft.com/office/drawing/2016/5/10/chartex" xmlns:cx5="http://schemas.microsoft.com/office/drawing/2016/5/11/chartex" xmlns:cx6="http://schemas.microsoft.com/office/drawing/2016/5/12/chartex" xmlns:cx7="http://schemas.microsoft.com/office/drawing/2016/5/13/chartex" xmlns:cx8="http://schemas.microsoft.com/office/drawing/2016/5/14/chartex" xmlns:mc="http://schemas.openxmlformats.org/markup-compatibility/2006" xmlns:aink="http://schemas.microsoft.com/office/drawing/2016/ink" xmlns:am3d="http://schemas.microsoft.com/office/drawing/2017/model3d" xmlns:o="urn:schemas-microsoft-com:office:office" xmlns:r="http://schemas.openxmlformats.org/officeDocument/2006/relationships" xmlns:m="http://schemas.openxmlformats.org/officeDocument/2006/math" xmlns:v="urn:schemas-microsoft-com:vml" xmlns:wp14="http://schemas.microsoft.com/office/word/2010/wordprocessingDrawing" xmlns:wp="http://schemas.openxmlformats.org/drawingml/2006/wordprocessingDrawing" xmlns:w10="urn:schemas-microsoft-com:office:word" xmlns:w="http://schemas.openxmlformats.org/wordprocessingml/2006/main" xmlns:w14="http://schemas.microsoft.com/office/word/2010/wordml" xmlns:w15="http://schemas.microsoft.com/office/word/2012/wordml" xmlns:w16cex="http://schemas.microsoft.com/office/word/2018/wordml/cex" xmlns:w16cid="http://schemas.microsoft.com/office/word/2016/wordml/cid" xmlns:w16="http://schemas.microsoft.com/office/word/2018/wordml" xmlns:w16sdtdh="http://schemas.microsoft.com/office/word/2020/wordml/sdtdatahash" xmlns:w16se="http://schemas.microsoft.com/office/word/2015/wordml/symex" xmlns:wpg="http://schemas.microsoft.com/office/word/2010/wordprocessingGroup" xmlns:wpi="http://schemas.microsoft.com/office/word/2010/wordprocessingInk" xmlns:wne="http://schemas.microsoft.com/office/word/2006/wordml" xmlns:wps="http://schemas.microsoft.com/office/word/2010/wordprocessingShape" mc:Ignorable="w14 w15 w16se w16cid w16 w16cex w16sdtdh wp14">
+<w:hdr xmlns:wpc="http://schemas.microsoft.com/office/word/2010/wordprocessingCanvas" xmlns:cx="http://schemas.microsoft.com/office/drawing/2014/chartex" xmlns:cx1="http://schemas.microsoft.com/office/drawing/2015/9/8/chartex" xmlns:cx2="http://schemas.microsoft.com/office/drawing/2015/10/21/chartex" xmlns:cx3="http://schemas.microsoft.com/office/drawing/2016/5/9/chartex" xmlns:cx4="http://schemas.microsoft.com/office/drawing/2016/5/10/chartex" xmlns:cx5="http://schemas.microsoft.com/office/drawing/2016/5/11/chartex" xmlns:cx6="http://schemas.microsoft.com/office/drawing/2016/5/12/chartex" xmlns:cx7="http://schemas.microsoft.com/office/drawing/2016/5/13/chartex" xmlns:cx8="http://schemas.microsoft.com/office/drawing/2016/5/14/chartex" xmlns:mc="http://schemas.openxmlformats.org/markup-compatibility/2006" xmlns:aink="http://schemas.microsoft.com/office/drawing/2016/ink" xmlns:am3d="http://schemas.microsoft.com/office/drawing/2017/model3d" xmlns:o="urn:schemas-microsoft-com:office:office" xmlns:oel="http://schemas.microsoft.com/office/2019/extlst" xmlns:r="http://schemas.openxmlformats.org/officeDocument/2006/relationships" xmlns:m="http://schemas.openxmlformats.org/officeDocument/2006/math" xmlns:v="urn:schemas-microsoft-com:vml" xmlns:wp14="http://schemas.microsoft.com/office/word/2010/wordprocessingDrawing" xmlns:wp="http://schemas.openxmlformats.org/drawingml/2006/wordprocessingDrawing" xmlns:w10="urn:schemas-microsoft-com:office:word" xmlns:w="http://schemas.openxmlformats.org/wordprocessingml/2006/main" xmlns:w14="http://schemas.microsoft.com/office/word/2010/wordml" xmlns:w15="http://schemas.microsoft.com/office/word/2012/wordml" xmlns:w16cex="http://schemas.microsoft.com/office/word/2018/wordml/cex" xmlns:w16cid="http://schemas.microsoft.com/office/word/2016/wordml/cid" xmlns:w16="http://schemas.microsoft.com/office/word/2018/wordml" xmlns:w16du="http://schemas.microsoft.com/office/word/2023/wordml/word16du" xmlns:w16sdtdh="http://schemas.microsoft.com/office/word/2020/wordml/sdtdatahash" xmlns:w16sdtfl="http://schemas.microsoft.com/office/word/2024/wordml/sdtformatlock" xmlns:w16se="http://schemas.microsoft.com/office/word/2015/wordml/symex" xmlns:wpg="http://schemas.microsoft.com/office/word/2010/wordprocessingGroup" xmlns:wpi="http://schemas.microsoft.com/office/word/2010/wordprocessingInk" xmlns:wne="http://schemas.microsoft.com/office/word/2006/wordml" xmlns:wps="http://schemas.microsoft.com/office/word/2010/wordprocessingShape" mc:Ignorable="w14 w15 w16se w16cid w16 w16cex w16sdtdh w16sdtfl w16du wp14">
   <w:tbl>
     <w:tblPr>
       <w:tblStyle w:val="Grilledutableau"/>
@@ -5349,7 +5338,7 @@
 </file>
 
 <file path=word/header3.xml><?xml version="1.0" encoding="utf-8"?>
-<w:hdr xmlns:wpc="http://schemas.microsoft.com/office/word/2010/wordprocessingCanvas" xmlns:cx="http://schemas.microsoft.com/office/drawing/2014/chartex" xmlns:cx1="http://schemas.microsoft.com/office/drawing/2015/9/8/chartex" xmlns:cx2="http://schemas.microsoft.com/office/drawing/2015/10/21/chartex" xmlns:cx3="http://schemas.microsoft.com/office/drawing/2016/5/9/chartex" xmlns:cx4="http://schemas.microsoft.com/office/drawing/2016/5/10/chartex" xmlns:cx5="http://schemas.microsoft.com/office/drawing/2016/5/11/chartex" xmlns:cx6="http://schemas.microsoft.com/office/drawing/2016/5/12/chartex" xmlns:cx7="http://schemas.microsoft.com/office/drawing/2016/5/13/chartex" xmlns:cx8="http://schemas.microsoft.com/office/drawing/2016/5/14/chartex" xmlns:mc="http://schemas.openxmlformats.org/markup-compatibility/2006" xmlns:aink="http://schemas.microsoft.com/office/drawing/2016/ink" xmlns:am3d="http://schemas.microsoft.com/office/drawing/2017/model3d" xmlns:o="urn:schemas-microsoft-com:office:office" xmlns:r="http://schemas.openxmlformats.org/officeDocument/2006/relationships" xmlns:m="http://schemas.openxmlformats.org/officeDocument/2006/math" xmlns:v="urn:schemas-microsoft-com:vml" xmlns:wp14="http://schemas.microsoft.com/office/word/2010/wordprocessingDrawing" xmlns:wp="http://schemas.openxmlformats.org/drawingml/2006/wordprocessingDrawing" xmlns:w10="urn:schemas-microsoft-com:office:word" xmlns:w="http://schemas.openxmlformats.org/wordprocessingml/2006/main" xmlns:w14="http://schemas.microsoft.com/office/word/2010/wordml" xmlns:w15="http://schemas.microsoft.com/office/word/2012/wordml" xmlns:w16cex="http://schemas.microsoft.com/office/word/2018/wordml/cex" xmlns:w16cid="http://schemas.microsoft.com/office/word/2016/wordml/cid" xmlns:w16="http://schemas.microsoft.com/office/word/2018/wordml" xmlns:w16sdtdh="http://schemas.microsoft.com/office/word/2020/wordml/sdtdatahash" xmlns:w16se="http://schemas.microsoft.com/office/word/2015/wordml/symex" xmlns:wpg="http://schemas.microsoft.com/office/word/2010/wordprocessingGroup" xmlns:wpi="http://schemas.microsoft.com/office/word/2010/wordprocessingInk" xmlns:wne="http://schemas.microsoft.com/office/word/2006/wordml" xmlns:wps="http://schemas.microsoft.com/office/word/2010/wordprocessingShape" mc:Ignorable="w14 w15 w16se w16cid w16 w16cex w16sdtdh wp14">
+<w:hdr xmlns:wpc="http://schemas.microsoft.com/office/word/2010/wordprocessingCanvas" xmlns:cx="http://schemas.microsoft.com/office/drawing/2014/chartex" xmlns:cx1="http://schemas.microsoft.com/office/drawing/2015/9/8/chartex" xmlns:cx2="http://schemas.microsoft.com/office/drawing/2015/10/21/chartex" xmlns:cx3="http://schemas.microsoft.com/office/drawing/2016/5/9/chartex" xmlns:cx4="http://schemas.microsoft.com/office/drawing/2016/5/10/chartex" xmlns:cx5="http://schemas.microsoft.com/office/drawing/2016/5/11/chartex" xmlns:cx6="http://schemas.microsoft.com/office/drawing/2016/5/12/chartex" xmlns:cx7="http://schemas.microsoft.com/office/drawing/2016/5/13/chartex" xmlns:cx8="http://schemas.microsoft.com/office/drawing/2016/5/14/chartex" xmlns:mc="http://schemas.openxmlformats.org/markup-compatibility/2006" xmlns:aink="http://schemas.microsoft.com/office/drawing/2016/ink" xmlns:am3d="http://schemas.microsoft.com/office/drawing/2017/model3d" xmlns:o="urn:schemas-microsoft-com:office:office" xmlns:oel="http://schemas.microsoft.com/office/2019/extlst" xmlns:r="http://schemas.openxmlformats.org/officeDocument/2006/relationships" xmlns:m="http://schemas.openxmlformats.org/officeDocument/2006/math" xmlns:v="urn:schemas-microsoft-com:vml" xmlns:wp14="http://schemas.microsoft.com/office/word/2010/wordprocessingDrawing" xmlns:wp="http://schemas.openxmlformats.org/drawingml/2006/wordprocessingDrawing" xmlns:w10="urn:schemas-microsoft-com:office:word" xmlns:w="http://schemas.openxmlformats.org/wordprocessingml/2006/main" xmlns:w14="http://schemas.microsoft.com/office/word/2010/wordml" xmlns:w15="http://schemas.microsoft.com/office/word/2012/wordml" xmlns:w16cex="http://schemas.microsoft.com/office/word/2018/wordml/cex" xmlns:w16cid="http://schemas.microsoft.com/office/word/2016/wordml/cid" xmlns:w16="http://schemas.microsoft.com/office/word/2018/wordml" xmlns:w16du="http://schemas.microsoft.com/office/word/2023/wordml/word16du" xmlns:w16sdtdh="http://schemas.microsoft.com/office/word/2020/wordml/sdtdatahash" xmlns:w16sdtfl="http://schemas.microsoft.com/office/word/2024/wordml/sdtformatlock" xmlns:w16se="http://schemas.microsoft.com/office/word/2015/wordml/symex" xmlns:wpg="http://schemas.microsoft.com/office/word/2010/wordprocessingGroup" xmlns:wpi="http://schemas.microsoft.com/office/word/2010/wordprocessingInk" xmlns:wne="http://schemas.microsoft.com/office/word/2006/wordml" xmlns:wps="http://schemas.microsoft.com/office/word/2010/wordprocessingShape" mc:Ignorable="w14 w15 w16se w16cid w16 w16cex w16sdtdh w16sdtfl w16du wp14">
   <w:p>
     <w:pPr>
       <w:pStyle w:val="En-tte"/>
@@ -5359,7 +5348,7 @@
 </file>
 
 <file path=word/numbering.xml><?xml version="1.0" encoding="utf-8"?>
-<w:numbering xmlns:wpc="http://schemas.microsoft.com/office/word/2010/wordprocessingCanvas" xmlns:cx="http://schemas.microsoft.com/office/drawing/2014/chartex" xmlns:cx1="http://schemas.microsoft.com/office/drawing/2015/9/8/chartex" xmlns:cx2="http://schemas.microsoft.com/office/drawing/2015/10/21/chartex" xmlns:cx3="http://schemas.microsoft.com/office/drawing/2016/5/9/chartex" xmlns:cx4="http://schemas.microsoft.com/office/drawing/2016/5/10/chartex" xmlns:cx5="http://schemas.microsoft.com/office/drawing/2016/5/11/chartex" xmlns:cx6="http://schemas.microsoft.com/office/drawing/2016/5/12/chartex" xmlns:cx7="http://schemas.microsoft.com/office/drawing/2016/5/13/chartex" xmlns:cx8="http://schemas.microsoft.com/office/drawing/2016/5/14/chartex" xmlns:mc="http://schemas.openxmlformats.org/markup-compatibility/2006" xmlns:aink="http://schemas.microsoft.com/office/drawing/2016/ink" xmlns:am3d="http://schemas.microsoft.com/office/drawing/2017/model3d" xmlns:o="urn:schemas-microsoft-com:office:office" xmlns:r="http://schemas.openxmlformats.org/officeDocument/2006/relationships" xmlns:m="http://schemas.openxmlformats.org/officeDocument/2006/math" xmlns:v="urn:schemas-microsoft-com:vml" xmlns:wp14="http://schemas.microsoft.com/office/word/2010/wordprocessingDrawing" xmlns:wp="http://schemas.openxmlformats.org/drawingml/2006/wordprocessingDrawing" xmlns:w10="urn:schemas-microsoft-com:office:word" xmlns:w="http://schemas.openxmlformats.org/wordprocessingml/2006/main" xmlns:w14="http://schemas.microsoft.com/office/word/2010/wordml" xmlns:w15="http://schemas.microsoft.com/office/word/2012/wordml" xmlns:w16cex="http://schemas.microsoft.com/office/word/2018/wordml/cex" xmlns:w16cid="http://schemas.microsoft.com/office/word/2016/wordml/cid" xmlns:w16="http://schemas.microsoft.com/office/word/2018/wordml" xmlns:w16sdtdh="http://schemas.microsoft.com/office/word/2020/wordml/sdtdatahash" xmlns:w16se="http://schemas.microsoft.com/office/word/2015/wordml/symex" xmlns:wpg="http://schemas.microsoft.com/office/word/2010/wordprocessingGroup" xmlns:wpi="http://schemas.microsoft.com/office/word/2010/wordprocessingInk" xmlns:wne="http://schemas.microsoft.com/office/word/2006/wordml" xmlns:wps="http://schemas.microsoft.com/office/word/2010/wordprocessingShape" mc:Ignorable="w14 w15 w16se w16cid w16 w16cex w16sdtdh wp14">
+<w:numbering xmlns:wpc="http://schemas.microsoft.com/office/word/2010/wordprocessingCanvas" xmlns:cx="http://schemas.microsoft.com/office/drawing/2014/chartex" xmlns:cx1="http://schemas.microsoft.com/office/drawing/2015/9/8/chartex" xmlns:cx2="http://schemas.microsoft.com/office/drawing/2015/10/21/chartex" xmlns:cx3="http://schemas.microsoft.com/office/drawing/2016/5/9/chartex" xmlns:cx4="http://schemas.microsoft.com/office/drawing/2016/5/10/chartex" xmlns:cx5="http://schemas.microsoft.com/office/drawing/2016/5/11/chartex" xmlns:cx6="http://schemas.microsoft.com/office/drawing/2016/5/12/chartex" xmlns:cx7="http://schemas.microsoft.com/office/drawing/2016/5/13/chartex" xmlns:cx8="http://schemas.microsoft.com/office/drawing/2016/5/14/chartex" xmlns:mc="http://schemas.openxmlformats.org/markup-compatibility/2006" xmlns:aink="http://schemas.microsoft.com/office/drawing/2016/ink" xmlns:am3d="http://schemas.microsoft.com/office/drawing/2017/model3d" xmlns:o="urn:schemas-microsoft-com:office:office" xmlns:oel="http://schemas.microsoft.com/office/2019/extlst" xmlns:r="http://schemas.openxmlformats.org/officeDocument/2006/relationships" xmlns:m="http://schemas.openxmlformats.org/officeDocument/2006/math" xmlns:v="urn:schemas-microsoft-com:vml" xmlns:wp14="http://schemas.microsoft.com/office/word/2010/wordprocessingDrawing" xmlns:wp="http://schemas.openxmlformats.org/drawingml/2006/wordprocessingDrawing" xmlns:w10="urn:schemas-microsoft-com:office:word" xmlns:w="http://schemas.openxmlformats.org/wordprocessingml/2006/main" xmlns:w14="http://schemas.microsoft.com/office/word/2010/wordml" xmlns:w15="http://schemas.microsoft.com/office/word/2012/wordml" xmlns:w16cex="http://schemas.microsoft.com/office/word/2018/wordml/cex" xmlns:w16cid="http://schemas.microsoft.com/office/word/2016/wordml/cid" xmlns:w16="http://schemas.microsoft.com/office/word/2018/wordml" xmlns:w16du="http://schemas.microsoft.com/office/word/2023/wordml/word16du" xmlns:w16sdtdh="http://schemas.microsoft.com/office/word/2020/wordml/sdtdatahash" xmlns:w16sdtfl="http://schemas.microsoft.com/office/word/2024/wordml/sdtformatlock" xmlns:w16se="http://schemas.microsoft.com/office/word/2015/wordml/symex" xmlns:wpg="http://schemas.microsoft.com/office/word/2010/wordprocessingGroup" xmlns:wpi="http://schemas.microsoft.com/office/word/2010/wordprocessingInk" xmlns:wne="http://schemas.microsoft.com/office/word/2006/wordml" xmlns:wps="http://schemas.microsoft.com/office/word/2010/wordprocessingShape" mc:Ignorable="w14 w15 w16se w16cid w16 w16cex w16sdtdh w16sdtfl w16du wp14">
   <w:abstractNum w:abstractNumId="0" w15:restartNumberingAfterBreak="0">
     <w:nsid w:val="FFFFFFFB"/>
     <w:multiLevelType w:val="multilevel"/>
@@ -9444,82 +9433,82 @@
       </w:pPr>
     </w:lvl>
   </w:abstractNum>
-  <w:num w:numId="1">
+  <w:num w:numId="1" w16cid:durableId="1155799230">
     <w:abstractNumId w:val="16"/>
   </w:num>
-  <w:num w:numId="2">
+  <w:num w:numId="2" w16cid:durableId="475878967">
     <w:abstractNumId w:val="34"/>
   </w:num>
-  <w:num w:numId="3">
+  <w:num w:numId="3" w16cid:durableId="813451502">
     <w:abstractNumId w:val="6"/>
   </w:num>
-  <w:num w:numId="4">
+  <w:num w:numId="4" w16cid:durableId="1730689677">
     <w:abstractNumId w:val="1"/>
   </w:num>
-  <w:num w:numId="5">
+  <w:num w:numId="5" w16cid:durableId="744255291">
     <w:abstractNumId w:val="4"/>
   </w:num>
-  <w:num w:numId="6">
+  <w:num w:numId="6" w16cid:durableId="1470635850">
     <w:abstractNumId w:val="3"/>
   </w:num>
-  <w:num w:numId="7">
+  <w:num w:numId="7" w16cid:durableId="957299209">
     <w:abstractNumId w:val="36"/>
   </w:num>
-  <w:num w:numId="8">
+  <w:num w:numId="8" w16cid:durableId="1524443287">
     <w:abstractNumId w:val="19"/>
   </w:num>
-  <w:num w:numId="9">
+  <w:num w:numId="9" w16cid:durableId="1122387468">
     <w:abstractNumId w:val="26"/>
   </w:num>
-  <w:num w:numId="10">
+  <w:num w:numId="10" w16cid:durableId="1770393197">
     <w:abstractNumId w:val="8"/>
   </w:num>
-  <w:num w:numId="11">
+  <w:num w:numId="11" w16cid:durableId="1906916550">
     <w:abstractNumId w:val="5"/>
   </w:num>
-  <w:num w:numId="12">
+  <w:num w:numId="12" w16cid:durableId="761293742">
     <w:abstractNumId w:val="35"/>
   </w:num>
-  <w:num w:numId="13">
+  <w:num w:numId="13" w16cid:durableId="1446535181">
     <w:abstractNumId w:val="10"/>
   </w:num>
-  <w:num w:numId="14">
+  <w:num w:numId="14" w16cid:durableId="2057659192">
     <w:abstractNumId w:val="22"/>
   </w:num>
-  <w:num w:numId="15">
+  <w:num w:numId="15" w16cid:durableId="1583830252">
     <w:abstractNumId w:val="13"/>
   </w:num>
-  <w:num w:numId="16">
+  <w:num w:numId="16" w16cid:durableId="1784229369">
     <w:abstractNumId w:val="17"/>
   </w:num>
-  <w:num w:numId="17">
+  <w:num w:numId="17" w16cid:durableId="2098749030">
     <w:abstractNumId w:val="2"/>
   </w:num>
-  <w:num w:numId="18">
+  <w:num w:numId="18" w16cid:durableId="409037263">
     <w:abstractNumId w:val="31"/>
   </w:num>
-  <w:num w:numId="19">
+  <w:num w:numId="19" w16cid:durableId="768811561">
     <w:abstractNumId w:val="30"/>
   </w:num>
-  <w:num w:numId="20">
+  <w:num w:numId="20" w16cid:durableId="379745346">
     <w:abstractNumId w:val="14"/>
   </w:num>
-  <w:num w:numId="21">
+  <w:num w:numId="21" w16cid:durableId="1931691507">
     <w:abstractNumId w:val="33"/>
   </w:num>
-  <w:num w:numId="22">
+  <w:num w:numId="22" w16cid:durableId="221067747">
     <w:abstractNumId w:val="21"/>
   </w:num>
-  <w:num w:numId="23">
+  <w:num w:numId="23" w16cid:durableId="581376140">
     <w:abstractNumId w:val="23"/>
   </w:num>
-  <w:num w:numId="24">
+  <w:num w:numId="24" w16cid:durableId="728723424">
     <w:abstractNumId w:val="9"/>
   </w:num>
-  <w:num w:numId="25">
+  <w:num w:numId="25" w16cid:durableId="1153568607">
     <w:abstractNumId w:val="11"/>
   </w:num>
-  <w:num w:numId="26">
+  <w:num w:numId="26" w16cid:durableId="675110799">
     <w:abstractNumId w:val="16"/>
     <w:lvlOverride w:ilvl="0">
       <w:startOverride w:val="1"/>
@@ -9549,28 +9538,28 @@
       <w:startOverride w:val="1"/>
     </w:lvlOverride>
   </w:num>
-  <w:num w:numId="27">
+  <w:num w:numId="27" w16cid:durableId="1474592662">
     <w:abstractNumId w:val="20"/>
   </w:num>
-  <w:num w:numId="28">
+  <w:num w:numId="28" w16cid:durableId="1440681369">
     <w:abstractNumId w:val="32"/>
   </w:num>
-  <w:num w:numId="29">
+  <w:num w:numId="29" w16cid:durableId="1083456780">
     <w:abstractNumId w:val="15"/>
   </w:num>
-  <w:num w:numId="30">
+  <w:num w:numId="30" w16cid:durableId="93258026">
     <w:abstractNumId w:val="27"/>
   </w:num>
-  <w:num w:numId="31">
+  <w:num w:numId="31" w16cid:durableId="1631325066">
     <w:abstractNumId w:val="7"/>
   </w:num>
-  <w:num w:numId="32">
+  <w:num w:numId="32" w16cid:durableId="1422874324">
     <w:abstractNumId w:val="25"/>
   </w:num>
-  <w:num w:numId="33">
+  <w:num w:numId="33" w16cid:durableId="788473435">
     <w:abstractNumId w:val="0"/>
   </w:num>
-  <w:num w:numId="34">
+  <w:num w:numId="34" w16cid:durableId="1521892755">
     <w:abstractNumId w:val="16"/>
     <w:lvlOverride w:ilvl="0">
       <w:startOverride w:val="1"/>
@@ -9600,25 +9589,25 @@
       <w:startOverride w:val="1"/>
     </w:lvlOverride>
   </w:num>
-  <w:num w:numId="35">
+  <w:num w:numId="35" w16cid:durableId="1382055666">
     <w:abstractNumId w:val="29"/>
   </w:num>
-  <w:num w:numId="36">
+  <w:num w:numId="36" w16cid:durableId="844513463">
     <w:abstractNumId w:val="37"/>
   </w:num>
-  <w:num w:numId="37">
+  <w:num w:numId="37" w16cid:durableId="240412049">
     <w:abstractNumId w:val="38"/>
   </w:num>
-  <w:num w:numId="38">
+  <w:num w:numId="38" w16cid:durableId="943347674">
     <w:abstractNumId w:val="28"/>
   </w:num>
-  <w:num w:numId="39">
+  <w:num w:numId="39" w16cid:durableId="767433200">
     <w:abstractNumId w:val="18"/>
   </w:num>
-  <w:num w:numId="40">
+  <w:num w:numId="40" w16cid:durableId="1755471481">
     <w:abstractNumId w:val="12"/>
   </w:num>
-  <w:num w:numId="41">
+  <w:num w:numId="41" w16cid:durableId="240912612">
     <w:abstractNumId w:val="24"/>
   </w:num>
   <w:numIdMacAtCleanup w:val="8"/>
@@ -9626,7 +9615,7 @@
 </file>
 
 <file path=word/styles.xml><?xml version="1.0" encoding="utf-8"?>
-<w:styles xmlns:mc="http://schemas.openxmlformats.org/markup-compatibility/2006" xmlns:r="http://schemas.openxmlformats.org/officeDocument/2006/relationships" xmlns:w="http://schemas.openxmlformats.org/wordprocessingml/2006/main" xmlns:w14="http://schemas.microsoft.com/office/word/2010/wordml" xmlns:w15="http://schemas.microsoft.com/office/word/2012/wordml" xmlns:w16cex="http://schemas.microsoft.com/office/word/2018/wordml/cex" xmlns:w16cid="http://schemas.microsoft.com/office/word/2016/wordml/cid" xmlns:w16="http://schemas.microsoft.com/office/word/2018/wordml" xmlns:w16sdtdh="http://schemas.microsoft.com/office/word/2020/wordml/sdtdatahash" xmlns:w16se="http://schemas.microsoft.com/office/word/2015/wordml/symex" mc:Ignorable="w14 w15 w16se w16cid w16 w16cex w16sdtdh">
+<w:styles xmlns:mc="http://schemas.openxmlformats.org/markup-compatibility/2006" xmlns:r="http://schemas.openxmlformats.org/officeDocument/2006/relationships" xmlns:w="http://schemas.openxmlformats.org/wordprocessingml/2006/main" xmlns:w14="http://schemas.microsoft.com/office/word/2010/wordml" xmlns:w15="http://schemas.microsoft.com/office/word/2012/wordml" xmlns:w16cex="http://schemas.microsoft.com/office/word/2018/wordml/cex" xmlns:w16cid="http://schemas.microsoft.com/office/word/2016/wordml/cid" xmlns:w16="http://schemas.microsoft.com/office/word/2018/wordml" xmlns:w16du="http://schemas.microsoft.com/office/word/2023/wordml/word16du" xmlns:w16sdtdh="http://schemas.microsoft.com/office/word/2020/wordml/sdtdatahash" xmlns:w16sdtfl="http://schemas.microsoft.com/office/word/2024/wordml/sdtformatlock" xmlns:w16se="http://schemas.microsoft.com/office/word/2015/wordml/symex" mc:Ignorable="w14 w15 w16se w16cid w16 w16cex w16sdtdh w16sdtfl w16du">
   <w:docDefaults>
     <w:rPrDefault>
       <w:rPr>
@@ -9797,7 +9786,7 @@
     <w:lsdException w:name="Table Web 2" w:semiHidden="1" w:unhideWhenUsed="1"/>
     <w:lsdException w:name="Table Web 3" w:semiHidden="1" w:unhideWhenUsed="1"/>
     <w:lsdException w:name="Balloon Text" w:semiHidden="1" w:unhideWhenUsed="1"/>
-    <w:lsdException w:name="Table Grid" w:semiHidden="1" w:uiPriority="59" w:unhideWhenUsed="1"/>
+    <w:lsdException w:name="Table Grid" w:uiPriority="59"/>
     <w:lsdException w:name="Table Theme" w:semiHidden="1" w:unhideWhenUsed="1"/>
     <w:lsdException w:name="Placeholder Text" w:semiHidden="1"/>
     <w:lsdException w:name="No Spacing" w:uiPriority="1" w:qFormat="1"/>
